--- a/Б.7.5_Учебный_план_24ч.docx
+++ b/Б.7.5_Учебный_план_24ч.docx
@@ -14,7 +14,7 @@
         </w:rPr>
         <w:t>Дополнительная профессиональная программа повышения квалификации</w:t>
         <w:br/>
-        <w:t>«Требования промышленной безопасности на объектах газораспределения и газопotребления»</w:t>
+        <w:t>«Требования промышленной безопасности на объектах газораспределения и газопотребления»</w:t>
         <w:br/>
         <w:t>(область аттестации Б.7.5)</w:t>
       </w:r>
@@ -62,7 +62,7 @@
           <w:rFonts w:ascii="Times New Roman" w:hAnsi="Times New Roman"/>
           <w:sz w:val="24"/>
         </w:rPr>
-        <w:t>Нормативная база: 116-ФЗ; ФНП № 531 (приказ Ростехнадзора от 15.12.2020); ТР о безопасности сетей газораспределения и газопotребления; СП 62.13330, СП 42-101, СП 42-102, СП 42-103; Правила охраны газораспределительных сетей (ПП РФ № 878)</w:t>
+        <w:t>Нормативная база: 116-ФЗ; ФНП № 531 (приказ Ростехнадзора от 15.12.2020); ТР о безопасности сетей газораспределения и газопотребления; СП 62.13330, СП 42-101, СП 42-102, СП 42-103; Правила охраны газораспределительных сетей (ПП РФ № 878)</w:t>
       </w:r>
     </w:p>
     <w:p/>
@@ -827,7 +827,7 @@
           <w:rFonts w:ascii="Times New Roman" w:hAnsi="Times New Roman"/>
           <w:sz w:val="24"/>
         </w:rPr>
-        <w:t>Правовые основы промышленной безопасности: 116-ФЗ, аттестация, производственный контроль, полномочия Ростехнадзора, общие требования к объектам газораспределения и газопotребления.</w:t>
+        <w:t>Правовые основы промышленной безопасности: 116-ФЗ, аттестация, производственный контроль, полномочия Ростехнадзора, общие требования к объектам газораспределения и газопотребления.</w:t>
       </w:r>
     </w:p>
     <w:p>
@@ -888,7 +888,7 @@
           <w:rFonts w:ascii="Times New Roman" w:hAnsi="Times New Roman"/>
           <w:sz w:val="24"/>
         </w:rPr>
-        <w:t>По итогам обучения слушатели сдают итоговую атtestaцию (тестирование) по области Б.7.5 и получают удостоверение о повышении квалификации установленного образца.</w:t>
+        <w:t>По итогам обучения слушатели сдают итоговую аттестацию (тестирование) по области Б.7.5 и получают удостоверение о повышении квалификации установленного образца.</w:t>
       </w:r>
     </w:p>
     <w:sectPr>

--- a/Б.7.5_Учебный_план_24ч.docx
+++ b/Б.7.5_Учебный_план_24ч.docx
@@ -26,7 +26,7 @@
           <w:rFonts w:ascii="Times New Roman" w:hAnsi="Times New Roman"/>
           <w:sz w:val="24"/>
         </w:rPr>
-        <w:t>Срок обучения: 24 академических часа (4 модуля)</w:t>
+        <w:t>Срок обучения: 24 академических часа (3 модуля)</w:t>
       </w:r>
     </w:p>
     <w:p>
@@ -501,7 +501,7 @@
           </w:tcPr>
           <w:p>
             <w:r>
-              <w:t>6</w:t>
+              <w:t>10</w:t>
             </w:r>
           </w:p>
         </w:tc>
@@ -541,7 +541,7 @@
           </w:tcPr>
           <w:p>
             <w:r>
-              <w:t>3</w:t>
+              <w:t>5</w:t>
             </w:r>
           </w:p>
         </w:tc>
@@ -571,7 +571,7 @@
           </w:tcPr>
           <w:p>
             <w:r>
-              <w:t xml:space="preserve">  Тема 3.2. Капитальный ремонт, техническое перевооружение, консервация и расконсервация</w:t>
+              <w:t xml:space="preserve">  Тема 3.2. Капитальный ремонт, техническое перевооружение, консервация и приёмка объекта</w:t>
             </w:r>
           </w:p>
         </w:tc>
@@ -581,129 +581,7 @@
           </w:tcPr>
           <w:p>
             <w:r>
-              <w:t>3</w:t>
-            </w:r>
-          </w:p>
-        </w:tc>
-        <w:tc>
-          <w:tcPr>
-            <w:tcW w:type="dxa" w:w="2493"/>
-          </w:tcPr>
-          <w:p>
-            <w:r>
-              <w:t>Лекция / ДОТ</w:t>
-            </w:r>
-          </w:p>
-        </w:tc>
-      </w:tr>
-      <w:tr>
-        <w:tc>
-          <w:tcPr>
-            <w:tcW w:type="dxa" w:w="2493"/>
-          </w:tcPr>
-          <w:p>
-            <w:r>
-              <w:t>12</w:t>
-            </w:r>
-          </w:p>
-        </w:tc>
-        <w:tc>
-          <w:tcPr>
-            <w:tcW w:type="dxa" w:w="2493"/>
-          </w:tcPr>
-          <w:p>
-            <w:r>
-              <w:t>Модуль 4. Сварочные работы, испытания, пуск газа и приёмка</w:t>
-            </w:r>
-          </w:p>
-        </w:tc>
-        <w:tc>
-          <w:tcPr>
-            <w:tcW w:type="dxa" w:w="2493"/>
-          </w:tcPr>
-          <w:p>
-            <w:r>
-              <w:t>4</w:t>
-            </w:r>
-          </w:p>
-        </w:tc>
-        <w:tc>
-          <w:tcPr>
-            <w:tcW w:type="dxa" w:w="2493"/>
-          </w:tcPr>
-          <w:p>
-            <w:r>
-              <w:t>Лекция / самостоятельная работа (ДОТ)</w:t>
-            </w:r>
-          </w:p>
-        </w:tc>
-      </w:tr>
-      <w:tr>
-        <w:tc>
-          <w:tcPr>
-            <w:tcW w:type="dxa" w:w="2493"/>
-          </w:tcPr>
-          <w:p>
-            <w:r/>
-          </w:p>
-        </w:tc>
-        <w:tc>
-          <w:tcPr>
-            <w:tcW w:type="dxa" w:w="2493"/>
-          </w:tcPr>
-          <w:p>
-            <w:r>
-              <w:t xml:space="preserve">  Тема 4.1. Требования к производству и контролю сварочных (наплавочных) работ на ОПО</w:t>
-            </w:r>
-          </w:p>
-        </w:tc>
-        <w:tc>
-          <w:tcPr>
-            <w:tcW w:type="dxa" w:w="2493"/>
-          </w:tcPr>
-          <w:p>
-            <w:r>
-              <w:t>2</w:t>
-            </w:r>
-          </w:p>
-        </w:tc>
-        <w:tc>
-          <w:tcPr>
-            <w:tcW w:type="dxa" w:w="2493"/>
-          </w:tcPr>
-          <w:p>
-            <w:r>
-              <w:t>Лекция / ДОТ</w:t>
-            </w:r>
-          </w:p>
-        </w:tc>
-      </w:tr>
-      <w:tr>
-        <w:tc>
-          <w:tcPr>
-            <w:tcW w:type="dxa" w:w="2493"/>
-          </w:tcPr>
-          <w:p>
-            <w:r/>
-          </w:p>
-        </w:tc>
-        <w:tc>
-          <w:tcPr>
-            <w:tcW w:type="dxa" w:w="2493"/>
-          </w:tcPr>
-          <w:p>
-            <w:r>
-              <w:t xml:space="preserve">  Тема 4.2. Испытания на прочность и герметичность; врезка, продувка, пуск газа; приёмка в эксплуатацию</w:t>
-            </w:r>
-          </w:p>
-        </w:tc>
-        <w:tc>
-          <w:tcPr>
-            <w:tcW w:type="dxa" w:w="2493"/>
-          </w:tcPr>
-          <w:p>
-            <w:r>
-              <w:t>2</w:t>
+              <w:t>5</w:t>
             </w:r>
           </w:p>
         </w:tc>
@@ -854,31 +732,14 @@
           <w:b/>
           <w:sz w:val="24"/>
         </w:rPr>
-        <w:t xml:space="preserve">Модуль 3. Технический надзор, строительство, реконструкция и капитальный ремонт (6 ч). </w:t>
+        <w:t xml:space="preserve">Модуль 3. Технический надзор, строительство, реконструкция и капитальный ремонт (10 ч). </w:t>
       </w:r>
       <w:r>
         <w:rPr>
           <w:rFonts w:ascii="Times New Roman" w:hAnsi="Times New Roman"/>
           <w:sz w:val="24"/>
         </w:rPr>
-        <w:t>Строительство, реконструкция, капитальный ремонт и технический надзор; газоопасные работы, наряды-допуски, охранные зоны газопроводов.</w:t>
-      </w:r>
-    </w:p>
-    <w:p>
-      <w:r>
-        <w:rPr>
-          <w:rFonts w:ascii="Times New Roman" w:hAnsi="Times New Roman"/>
-          <w:b/>
-          <w:sz w:val="24"/>
-        </w:rPr>
-        <w:t xml:space="preserve">Модуль 4. Сварочные работы, испытания, пуск газа и приёмка (4 ч). </w:t>
-      </w:r>
-      <w:r>
-        <w:rPr>
-          <w:rFonts w:ascii="Times New Roman" w:hAnsi="Times New Roman"/>
-          <w:sz w:val="24"/>
-        </w:rPr>
-        <w:t>Сварочные работы и контроль качества; испытания на прочность и герметичность; врезка, продувка, пуск газа; приёмка и ввод объекта в эксплуатацию.</w:t>
+        <w:t>Строительство, реконструкция, капитальный ремонт и техническое перевооружение; технический надзор, охранные зоны газопроводов, консервация и приёмка объекта.</w:t>
       </w:r>
     </w:p>
     <w:p/>
